--- a/extras/clinical_descriptions/user_of_acetaminophen.docx
+++ b/extras/clinical_descriptions/user_of_acetaminophen.docx
@@ -2,546 +2,201 @@
 <file path=word/document.xml><?xml version="1.0" encoding="utf-8"?>
 <w:document xmlns:wpc="http://schemas.microsoft.com/office/word/2010/wordprocessingCanvas" xmlns:cx="http://schemas.microsoft.com/office/drawing/2014/chartex" xmlns:cx1="http://schemas.microsoft.com/office/drawing/2015/9/8/chartex" xmlns:cx2="http://schemas.microsoft.com/office/drawing/2015/10/21/chartex" xmlns:cx3="http://schemas.microsoft.com/office/drawing/2016/5/9/chartex" xmlns:cx4="http://schemas.microsoft.com/office/drawing/2016/5/10/chartex" xmlns:cx5="http://schemas.microsoft.com/office/drawing/2016/5/11/chartex" xmlns:cx6="http://schemas.microsoft.com/office/drawing/2016/5/12/chartex" xmlns:cx7="http://schemas.microsoft.com/office/drawing/2016/5/13/chartex" xmlns:cx8="http://schemas.microsoft.com/office/drawing/2016/5/14/chartex" xmlns:mc="http://schemas.openxmlformats.org/markup-compatibility/2006" xmlns:aink="http://schemas.microsoft.com/office/drawing/2016/ink" xmlns:am3d="http://schemas.microsoft.com/office/drawing/2017/model3d" xmlns:o="urn:schemas-microsoft-com:office:office" xmlns:oel="http://schemas.microsoft.com/office/2019/extlst" xmlns:r="http://schemas.openxmlformats.org/officeDocument/2006/relationships" xmlns:m="http://schemas.openxmlformats.org/officeDocument/2006/math" xmlns:v="urn:schemas-microsoft-com:vml" xmlns:wp14="http://schemas.microsoft.com/office/word/2010/wordprocessingDrawing" xmlns:wp="http://schemas.openxmlformats.org/drawingml/2006/wordprocessingDrawing" xmlns:w10="urn:schemas-microsoft-com:office:word" xmlns:w="http://schemas.openxmlformats.org/wordprocessingml/2006/main" xmlns:w14="http://schemas.microsoft.com/office/word/2010/wordml" xmlns:w15="http://schemas.microsoft.com/office/word/2012/wordml" xmlns:w16cex="http://schemas.microsoft.com/office/word/2018/wordml/cex" xmlns:w16cid="http://schemas.microsoft.com/office/word/2016/wordml/cid" xmlns:w16="http://schemas.microsoft.com/office/word/2018/wordml" xmlns:w16du="http://schemas.microsoft.com/office/word/2023/wordml/word16du" xmlns:w16sdtdh="http://schemas.microsoft.com/office/word/2020/wordml/sdtdatahash" xmlns:w16sdtfl="http://schemas.microsoft.com/office/word/2024/wordml/sdtformatlock" xmlns:w16se="http://schemas.microsoft.com/office/word/2015/wordml/symex" xmlns:wpg="http://schemas.microsoft.com/office/word/2010/wordprocessingGroup" xmlns:wpi="http://schemas.microsoft.com/office/word/2010/wordprocessingInk" xmlns:wne="http://schemas.microsoft.com/office/word/2006/wordml" xmlns:wps="http://schemas.microsoft.com/office/word/2010/wordprocessingShape" mc:Ignorable="w14 w15 w16se w16cid w16 w16cex w16sdtdh w16sdtfl w16du wp14">
   <w:body>
+    <w:p/>
     <w:p>
       <w:pPr>
-        <w:pStyle w:val="Heading1"/>
-        <w:rPr>
-          <w:rFonts w:ascii="Arial Rounded MT Bold" w:hAnsi="Arial Rounded MT Bold"/>
-          <w:b/>
-          <w:bCs/>
-          <w:sz w:val="48"/>
-          <w:szCs w:val="48"/>
-        </w:rPr>
+        <w:pStyle w:val="Title"/>
       </w:pPr>
       <w:r>
-        <w:rPr>
-          <w:rFonts w:ascii="Arial Rounded MT Bold" w:hAnsi="Arial Rounded MT Bold"/>
-          <w:b/>
-          <w:bCs/>
-          <w:sz w:val="48"/>
-          <w:szCs w:val="48"/>
-        </w:rPr>
-        <w:t xml:space="preserve">Clinical description </w:t>
+        <w:t xml:space="preserve">Clinical description for user_of_acetaminophen</w:t>
       </w:r>
     </w:p>
     <w:p>
       <w:pPr>
-        <w:spacing w:after="240" w:line="240" w:lineRule="auto"/>
-        <w:outlineLvl w:val="1"/>
-        <w:rPr>
-          <w:rFonts w:ascii="Segoe UI" w:eastAsia="Times New Roman" w:hAnsi="Segoe UI" w:cs="Segoe UI"/>
-          <w:b/>
-          <w:bCs/>
-          <w:sz w:val="18"/>
-          <w:szCs w:val="18"/>
-          <w:lang w:eastAsia="en-GB"/>
-        </w:rPr>
-      </w:pPr>
-    </w:p>
-    <w:p>
-      <w:pPr>
-        <w:spacing w:after="240" w:line="240" w:lineRule="auto"/>
-        <w:outlineLvl w:val="1"/>
-        <w:rPr>
-          <w:rFonts w:ascii="Segoe UI" w:eastAsia="Times New Roman" w:hAnsi="Segoe UI" w:cs="Segoe UI"/>
-          <w:sz w:val="18"/>
-          <w:szCs w:val="18"/>
-          <w:lang w:eastAsia="en-GB"/>
-        </w:rPr>
+        <w:pStyle w:val="Normal"/>
       </w:pPr>
       <w:r>
-        <w:rPr>
-          <w:rFonts w:ascii="Segoe UI" w:eastAsia="Times New Roman" w:hAnsi="Segoe UI" w:cs="Segoe UI"/>
-          <w:b/>
-          <w:bCs/>
-          <w:sz w:val="18"/>
-          <w:szCs w:val="18"/>
-          <w:lang w:eastAsia="en-GB"/>
-        </w:rPr>
-        <w:t xml:space="preserve">Phenotype name: </w:t>
-      </w:r>
-      <w:r>
-        <w:rPr>
-          <w:rFonts w:ascii="Segoe UI" w:eastAsia="Times New Roman" w:hAnsi="Segoe UI" w:cs="Segoe UI"/>
-          <w:b/>
-          <w:bCs/>
-          <w:sz w:val="18"/>
-          <w:szCs w:val="18"/>
-          <w:lang w:eastAsia="en-GB"/>
-        </w:rPr>
-        <w:t>acetaminophen users</w:t>
+        <w:t xml:space="preserve"/>
       </w:r>
     </w:p>
     <w:p>
       <w:pPr>
-        <w:spacing w:after="240" w:line="240" w:lineRule="auto"/>
-        <w:outlineLvl w:val="1"/>
-        <w:rPr>
-          <w:rFonts w:ascii="Segoe UI" w:eastAsia="Times New Roman" w:hAnsi="Segoe UI" w:cs="Segoe UI"/>
-          <w:b/>
-          <w:bCs/>
-          <w:sz w:val="18"/>
-          <w:szCs w:val="18"/>
-          <w:lang w:eastAsia="en-GB"/>
-        </w:rPr>
+        <w:pStyle w:val="Normal"/>
+        <w:jc w:val="left"/>
+        <w:pBdr>
+          <w:bottom w:val="none" w:sz="0" w:space="0" w:color="000000"/>
+          <w:top w:val="none" w:sz="0" w:space="0" w:color="000000"/>
+          <w:left w:val="none" w:sz="0" w:space="0" w:color="000000"/>
+          <w:right w:val="none" w:sz="0" w:space="0" w:color="000000"/>
+        </w:pBdr>
+        <w:spacing w:after="0" w:before="0" w:line="240"/>
+        <w:ind w:left="0" w:right="0" w:firstLine="0" w:firstLineChars="0"/>
       </w:pPr>
       <w:r>
         <w:rPr>
-          <w:rFonts w:ascii="Segoe UI" w:eastAsia="Times New Roman" w:hAnsi="Segoe UI" w:cs="Segoe UI"/>
-          <w:b/>
-          <w:bCs/>
-          <w:sz w:val="18"/>
-          <w:szCs w:val="18"/>
-          <w:lang w:eastAsia="en-GB"/>
+          <w:rFonts w:ascii="Arial" w:hAnsi="Arial" w:eastAsia="Arial" w:cs="Arial"/>
+          <w:i w:val="true"/>
+          <w:b w:val="false"/>
+          <w:u w:val="none"/>
+          <w:sz w:val="20"/>
+          <w:szCs w:val="20"/>
+          <w:color w:val="000000"/>
         </w:rPr>
-        <w:t xml:space="preserve">Author: </w:t>
-      </w:r>
-      <w:r>
-        <w:rPr>
-          <w:rFonts w:ascii="Segoe UI" w:eastAsia="Times New Roman" w:hAnsi="Segoe UI" w:cs="Segoe UI"/>
-          <w:b/>
-          <w:bCs/>
-          <w:sz w:val="18"/>
-          <w:szCs w:val="18"/>
-          <w:lang w:eastAsia="en-GB"/>
-        </w:rPr>
-        <w:t>John Snow</w:t>
+        <w:t xml:space="preserve">Created on 2026-04-13</w:t>
       </w:r>
     </w:p>
     <w:p>
       <w:pPr>
-        <w:spacing w:after="240" w:line="240" w:lineRule="auto"/>
-        <w:outlineLvl w:val="1"/>
-        <w:rPr>
-          <w:rFonts w:ascii="Segoe UI" w:eastAsia="Times New Roman" w:hAnsi="Segoe UI" w:cs="Segoe UI"/>
-          <w:b/>
-          <w:bCs/>
-          <w:sz w:val="18"/>
-          <w:szCs w:val="18"/>
-          <w:lang w:val="fr-FR" w:eastAsia="en-GB"/>
-        </w:rPr>
+        <w:pStyle w:val="Normal"/>
       </w:pPr>
       <w:r>
-        <w:rPr>
-          <w:rFonts w:ascii="Segoe UI" w:eastAsia="Times New Roman" w:hAnsi="Segoe UI" w:cs="Segoe UI"/>
-          <w:b/>
-          <w:bCs/>
-          <w:sz w:val="18"/>
-          <w:szCs w:val="18"/>
-          <w:lang w:val="fr-FR" w:eastAsia="en-GB"/>
-        </w:rPr>
-        <w:t xml:space="preserve">Date: </w:t>
-      </w:r>
-      <w:r>
-        <w:rPr>
-          <w:rFonts w:ascii="Segoe UI" w:eastAsia="Times New Roman" w:hAnsi="Segoe UI" w:cs="Segoe UI"/>
-          <w:b/>
-          <w:bCs/>
-          <w:sz w:val="18"/>
-          <w:szCs w:val="18"/>
-          <w:lang w:val="fr-FR" w:eastAsia="en-GB"/>
-        </w:rPr>
-        <w:t>9/04/2026</w:t>
+        <w:t xml:space="preserve"/>
       </w:r>
     </w:p>
     <w:p>
       <w:pPr>
-        <w:spacing w:before="360" w:after="240" w:line="240" w:lineRule="auto"/>
-        <w:outlineLvl w:val="2"/>
-        <w:rPr>
-          <w:rFonts w:ascii="Segoe UI" w:eastAsia="Times New Roman" w:hAnsi="Segoe UI" w:cs="Segoe UI"/>
-          <w:b/>
-          <w:bCs/>
-          <w:sz w:val="30"/>
-          <w:szCs w:val="30"/>
-          <w:lang w:val="fr-FR" w:eastAsia="en-GB"/>
-        </w:rPr>
+        <w:pStyle w:val="Normal"/>
+        <w:jc w:val="left"/>
+        <w:pBdr>
+          <w:bottom w:val="none" w:sz="0" w:space="0" w:color="000000"/>
+          <w:top w:val="none" w:sz="0" w:space="0" w:color="000000"/>
+          <w:left w:val="none" w:sz="0" w:space="0" w:color="000000"/>
+          <w:right w:val="none" w:sz="0" w:space="0" w:color="000000"/>
+        </w:pBdr>
+        <w:spacing w:after="0" w:before="0" w:line="240"/>
+        <w:ind w:left="0" w:right="0" w:firstLine="0" w:firstLineChars="0"/>
       </w:pPr>
       <w:r>
         <w:rPr>
-          <w:rFonts w:ascii="Segoe UI" w:eastAsia="Times New Roman" w:hAnsi="Segoe UI" w:cs="Segoe UI"/>
-          <w:b/>
-          <w:bCs/>
-          <w:sz w:val="30"/>
-          <w:szCs w:val="30"/>
-          <w:lang w:val="fr-FR" w:eastAsia="en-GB"/>
+          <w:rFonts w:ascii="Arial" w:hAnsi="Arial" w:eastAsia="Arial" w:cs="Arial"/>
+          <w:i w:val="true"/>
+          <w:b w:val="false"/>
+          <w:u w:val="none"/>
+          <w:sz w:val="20"/>
+          <w:szCs w:val="20"/>
+          <w:color w:val="000000"/>
         </w:rPr>
-        <w:t>Information source</w:t>
+        <w:t xml:space="preserve">Description generated by using gemini-2.5-pro (via PhenotypeR::getClinicalDescription())</w:t>
       </w:r>
     </w:p>
     <w:p>
       <w:pPr>
-        <w:rPr>
-          <w:lang w:val="fr-FR" w:eastAsia="en-GB"/>
-        </w:rPr>
+        <w:pStyle w:val="Normal"/>
       </w:pPr>
       <w:r>
-        <w:rPr>
-          <w:lang w:val="fr-FR" w:eastAsia="en-GB"/>
-        </w:rPr>
-        <w:t>Gemini (</w:t>
-      </w:r>
-      <w:hyperlink r:id="rId8" w:history="1">
-        <w:r>
-          <w:rPr>
-            <w:rStyle w:val="Hyperlink"/>
-            <w:lang w:val="fr-FR" w:eastAsia="en-GB"/>
-          </w:rPr>
-          <w:t>https://gemini.google.com/</w:t>
-        </w:r>
-      </w:hyperlink>
-      <w:r>
-        <w:rPr>
-          <w:lang w:val="fr-FR" w:eastAsia="en-GB"/>
-        </w:rPr>
-        <w:t>)</w:t>
+        <w:t xml:space="preserve"/>
       </w:r>
     </w:p>
     <w:p>
       <w:pPr>
-        <w:spacing w:before="360" w:after="240" w:line="240" w:lineRule="auto"/>
-        <w:outlineLvl w:val="2"/>
-        <w:rPr>
-          <w:rFonts w:ascii="Segoe UI" w:eastAsia="Times New Roman" w:hAnsi="Segoe UI" w:cs="Segoe UI"/>
-          <w:b/>
-          <w:bCs/>
-          <w:sz w:val="30"/>
-          <w:szCs w:val="30"/>
-          <w:lang w:eastAsia="en-GB"/>
-        </w:rPr>
+        <w:pStyle w:val="Heading1"/>
       </w:pPr>
       <w:r>
-        <w:rPr>
-          <w:rFonts w:ascii="Segoe UI" w:eastAsia="Times New Roman" w:hAnsi="Segoe UI" w:cs="Segoe UI"/>
-          <w:b/>
-          <w:bCs/>
-          <w:sz w:val="30"/>
-          <w:szCs w:val="30"/>
-          <w:lang w:eastAsia="en-GB"/>
-        </w:rPr>
-        <w:t>Introduction</w:t>
+        <w:t xml:space="preserve">Introduction/ synonyms</w:t>
       </w:r>
     </w:p>
     <w:p>
       <w:pPr>
-        <w:rPr>
-          <w:lang w:eastAsia="en-GB"/>
-        </w:rPr>
+        <w:pStyle w:val="Normal"/>
       </w:pPr>
       <w:r>
-        <w:rPr>
-          <w:lang w:eastAsia="en-GB"/>
-        </w:rPr>
-        <w:t xml:space="preserve">Acetaminophen is one of the most widely </w:t>
-      </w:r>
-      <w:proofErr w:type="spellStart"/>
-      <w:r>
-        <w:rPr>
-          <w:lang w:eastAsia="en-GB"/>
-        </w:rPr>
-        <w:t>uused</w:t>
-      </w:r>
-      <w:proofErr w:type="spellEnd"/>
-      <w:r>
-        <w:rPr>
-          <w:lang w:eastAsia="en-GB"/>
-        </w:rPr>
-        <w:t xml:space="preserve"> medications globally. It is indicated for the treatment of mild-to-moderate pain and the reduction of fever.</w:t>
+        <w:t xml:space="preserve">Acetaminophen, also known as paracetamol, is a widely used medication for its analgesic (pain-relieving) and antipyretic (fever-reducing) properties. It is commonly utilised for the management of mild to moderate pain and for the reduction of fever associated with various illnesses.</w:t>
       </w:r>
     </w:p>
     <w:p>
       <w:pPr>
-        <w:spacing w:before="360" w:after="240" w:line="240" w:lineRule="auto"/>
-        <w:outlineLvl w:val="2"/>
-        <w:rPr>
-          <w:rFonts w:ascii="Segoe UI" w:eastAsia="Times New Roman" w:hAnsi="Segoe UI" w:cs="Segoe UI"/>
-          <w:b/>
-          <w:bCs/>
-          <w:sz w:val="30"/>
-          <w:szCs w:val="30"/>
-          <w:lang w:eastAsia="en-GB"/>
-        </w:rPr>
+        <w:pStyle w:val="Heading1"/>
       </w:pPr>
       <w:r>
-        <w:rPr>
-          <w:rFonts w:ascii="Segoe UI" w:eastAsia="Times New Roman" w:hAnsi="Segoe UI" w:cs="Segoe UI"/>
-          <w:b/>
-          <w:bCs/>
-          <w:sz w:val="30"/>
-          <w:szCs w:val="30"/>
-          <w:lang w:eastAsia="en-GB"/>
-        </w:rPr>
-        <w:t>Characteristics of the user population</w:t>
+        <w:t xml:space="preserve">Clinical presentation/ symptoms</w:t>
       </w:r>
     </w:p>
     <w:p>
       <w:pPr>
-        <w:rPr>
-          <w:lang w:eastAsia="en-GB"/>
-        </w:rPr>
+        <w:pStyle w:val="Normal"/>
       </w:pPr>
       <w:r>
-        <w:rPr>
-          <w:lang w:eastAsia="en-GB"/>
-        </w:rPr>
-        <w:t>Acetaminophen</w:t>
-      </w:r>
-      <w:r>
-        <w:rPr>
-          <w:lang w:eastAsia="en-GB"/>
-        </w:rPr>
-        <w:t xml:space="preserve"> users are often highly heterogeneous because the drug is used across almost all age groups and clinical settings</w:t>
-      </w:r>
-      <w:r>
-        <w:rPr>
-          <w:lang w:eastAsia="en-GB"/>
-        </w:rPr>
-        <w:t>.</w:t>
+        <w:t xml:space="preserve">Individuals who use acetaminophen typically present with symptoms of pain or fever. Common painful conditions include headaches, musculoskeletal pain such as backache or osteoarthritis, toothache, and menstrual pain. It is also frequently used for symptomatic relief from the common cold, influenza, and other febrile illnesses.</w:t>
       </w:r>
     </w:p>
     <w:p>
       <w:pPr>
-        <w:rPr>
-          <w:i/>
-          <w:iCs/>
-          <w:u w:val="single"/>
-          <w:lang w:eastAsia="en-GB"/>
-        </w:rPr>
+        <w:pStyle w:val="Heading1"/>
       </w:pPr>
       <w:r>
-        <w:rPr>
-          <w:i/>
-          <w:iCs/>
-          <w:u w:val="single"/>
-          <w:lang w:eastAsia="en-GB"/>
-        </w:rPr>
-        <w:t>Acute users</w:t>
+        <w:t xml:space="preserve">Epidemiology</w:t>
       </w:r>
     </w:p>
     <w:p>
       <w:pPr>
-        <w:rPr>
-          <w:lang w:eastAsia="en-GB"/>
-        </w:rPr>
+        <w:pStyle w:val="Normal"/>
       </w:pPr>
       <w:r>
-        <w:rPr>
-          <w:lang w:eastAsia="en-GB"/>
-        </w:rPr>
-        <w:t>Patients treating short-term conditions like tension headaches, post-vaccination fever, or minor injuries.</w:t>
+        <w:t xml:space="preserve">Use of acetaminophen is prevalent across all age groups and both sexes, from infancy to old age. Non-modifiable risk factors for its use include conditions such as osteoarthritis, which is more common with increasing age. Modifiable risk factors relate to lifestyle or activities that can lead to pain, such as acute injuries. Common comorbidities in chronic users include conditions causing persistent pain, such as various forms of arthritis, fibromyalgia, and chronic back pain. In acute users, comorbidities are often related to infectious diseases or post-surgical states.</w:t>
       </w:r>
     </w:p>
     <w:p>
       <w:pPr>
-        <w:rPr>
-          <w:i/>
-          <w:iCs/>
-          <w:u w:val="single"/>
-          <w:lang w:eastAsia="en-GB"/>
-        </w:rPr>
+        <w:pStyle w:val="Heading1"/>
       </w:pPr>
       <w:r>
-        <w:rPr>
-          <w:i/>
-          <w:iCs/>
-          <w:u w:val="single"/>
-          <w:lang w:eastAsia="en-GB"/>
-        </w:rPr>
-        <w:t>Chronic users</w:t>
+        <w:t xml:space="preserve">Assessment/ diagnosis</w:t>
       </w:r>
     </w:p>
     <w:p>
       <w:pPr>
-        <w:rPr>
-          <w:lang w:eastAsia="en-GB"/>
-        </w:rPr>
+        <w:pStyle w:val="Normal"/>
       </w:pPr>
       <w:r>
-        <w:rPr>
-          <w:lang w:eastAsia="en-GB"/>
-        </w:rPr>
-        <w:t>Individuals managing long-term musculoskeletal pain, such as Osteoarthritis, particularly those who cannot tolerate NSAIDs.</w:t>
+        <w:t xml:space="preserve">The decision to use acetaminophen is based on an assessment of symptoms, primarily pain and fever. In a clinical setting, a healthcare professional evaluates the nature, severity, and cause of the patient's symptoms to determine if acetaminophen is an appropriate treatment. This may involve a physical examination and, in some cases, diagnostic tests to identify the underlying condition. For over-the-counter use, individuals typically self-assess their symptoms based on the product's indications.</w:t>
       </w:r>
     </w:p>
     <w:p>
       <w:pPr>
-        <w:rPr>
-          <w:i/>
-          <w:iCs/>
-          <w:u w:val="single"/>
-          <w:lang w:eastAsia="en-GB"/>
-        </w:rPr>
+        <w:pStyle w:val="Heading1"/>
       </w:pPr>
       <w:r>
-        <w:rPr>
-          <w:i/>
-          <w:iCs/>
-          <w:u w:val="single"/>
-          <w:lang w:eastAsia="en-GB"/>
-        </w:rPr>
-        <w:t>Multimodal Users</w:t>
+        <w:t xml:space="preserve">Therapeutic plan/ treatment</w:t>
       </w:r>
     </w:p>
     <w:p>
       <w:pPr>
-        <w:rPr>
-          <w:lang w:eastAsia="en-GB"/>
-        </w:rPr>
+        <w:pStyle w:val="Normal"/>
       </w:pPr>
       <w:r>
-        <w:rPr>
-          <w:lang w:eastAsia="en-GB"/>
-        </w:rPr>
-        <w:t>Patients recovering from major surgery who receive acetaminophen as part of an opioid-sparing pain management protocol.</w:t>
+        <w:t xml:space="preserve">Acetaminophen is a first-line therapeutic option for mild to moderate pain and fever due to its efficacy and safety profile when used as directed. It may be used alone or as part of a combination product with other analgesics, such as opioids or non-steroidal anti-inflammatory drugs (NSAIDs), for more severe pain. If acetaminophen alone is insufficient to control symptoms, treatment may be escalated to include NSAIDs or, for severe pain, opioid analgesics, depending on the underlying cause and clinical context.</w:t>
       </w:r>
     </w:p>
     <w:p>
       <w:pPr>
-        <w:spacing w:before="360" w:after="240" w:line="240" w:lineRule="auto"/>
-        <w:outlineLvl w:val="2"/>
-        <w:rPr>
-          <w:rFonts w:ascii="Segoe UI" w:eastAsia="Times New Roman" w:hAnsi="Segoe UI" w:cs="Segoe UI"/>
-          <w:b/>
-          <w:bCs/>
-          <w:sz w:val="30"/>
-          <w:szCs w:val="30"/>
-          <w:lang w:eastAsia="en-GB"/>
-        </w:rPr>
-      </w:pPr>
-    </w:p>
-    <w:p>
+        <w:pStyle w:val="Heading1"/>
+      </w:pPr>
       <w:r>
-        <w:br w:type="page"/>
+        <w:t xml:space="preserve">Complications and prognosis</w:t>
       </w:r>
     </w:p>
     <w:p>
       <w:pPr>
-        <w:pStyle w:val="Heading1"/>
-        <w:rPr>
-          <w:rFonts w:ascii="Arial Rounded MT Bold" w:hAnsi="Arial Rounded MT Bold"/>
-          <w:b/>
-          <w:bCs/>
-          <w:sz w:val="48"/>
-          <w:szCs w:val="48"/>
-        </w:rPr>
+        <w:pStyle w:val="Normal"/>
       </w:pPr>
       <w:r>
-        <w:rPr>
-          <w:rFonts w:ascii="Arial Rounded MT Bold" w:hAnsi="Arial Rounded MT Bold"/>
-          <w:b/>
-          <w:bCs/>
-          <w:sz w:val="48"/>
-          <w:szCs w:val="48"/>
-        </w:rPr>
-        <w:lastRenderedPageBreak/>
-        <w:t>Phenotyping plan</w:t>
+        <w:t xml:space="preserve">When taken at the recommended dosage, acetaminophen is generally well-tolerated. The most significant complication is severe dose-dependent hepatotoxicity, which can lead to acute liver failure; this risk is associated with exceeding the maximum recommended daily dose, either acutely or chronically. The prognosis for an individual using acetaminophen appropriately is determined by the underlying condition being treated rather than the medication itself.</w:t>
       </w:r>
     </w:p>
     <w:p>
       <w:pPr>
-        <w:rPr>
-          <w:lang w:eastAsia="en-GB"/>
-        </w:rPr>
-      </w:pPr>
-    </w:p>
-    <w:p>
-      <w:pPr>
-        <w:rPr>
-          <w:i/>
-          <w:iCs/>
-          <w:u w:val="single"/>
-          <w:lang w:eastAsia="en-GB"/>
-        </w:rPr>
+        <w:pStyle w:val="Heading1"/>
       </w:pPr>
       <w:r>
-        <w:rPr>
-          <w:i/>
-          <w:iCs/>
-          <w:u w:val="single"/>
-          <w:lang w:eastAsia="en-GB"/>
-        </w:rPr>
-        <w:t>Inclusion criteria</w:t>
+        <w:t xml:space="preserve">Disqualifiers/ differential diagnoses</w:t>
       </w:r>
     </w:p>
     <w:p>
       <w:pPr>
-        <w:rPr>
-          <w:lang w:eastAsia="en-GB"/>
-        </w:rPr>
+        <w:pStyle w:val="Normal"/>
       </w:pPr>
       <w:r>
-        <w:rPr>
-          <w:lang w:eastAsia="en-GB"/>
-        </w:rPr>
-        <w:t xml:space="preserve">At least one record in the </w:t>
-      </w:r>
-      <w:proofErr w:type="spellStart"/>
-      <w:r>
-        <w:rPr>
-          <w:lang w:eastAsia="en-GB"/>
-        </w:rPr>
-        <w:t>drug_exposure</w:t>
-      </w:r>
-      <w:proofErr w:type="spellEnd"/>
-      <w:r>
-        <w:rPr>
-          <w:lang w:eastAsia="en-GB"/>
-        </w:rPr>
-        <w:t xml:space="preserve"> table of acetaminophen prescription. Multiple records per person are allowed.</w:t>
-      </w:r>
-    </w:p>
-    <w:p>
-      <w:pPr>
-        <w:rPr>
-          <w:i/>
-          <w:iCs/>
-          <w:u w:val="single"/>
-          <w:lang w:eastAsia="en-GB"/>
-        </w:rPr>
-      </w:pPr>
-      <w:r>
-        <w:rPr>
-          <w:i/>
-          <w:iCs/>
-          <w:u w:val="single"/>
-          <w:lang w:eastAsia="en-GB"/>
-        </w:rPr>
-        <w:t>Index date</w:t>
-      </w:r>
-    </w:p>
-    <w:p>
-      <w:pPr>
-        <w:rPr>
-          <w:lang w:eastAsia="en-GB"/>
-        </w:rPr>
-      </w:pPr>
-      <w:r>
-        <w:rPr>
-          <w:lang w:eastAsia="en-GB"/>
-        </w:rPr>
-        <w:t>Date of the recorded drug exposure.</w:t>
-      </w:r>
-    </w:p>
-    <w:p>
-      <w:pPr>
-        <w:rPr>
-          <w:i/>
-          <w:iCs/>
-          <w:u w:val="single"/>
-        </w:rPr>
-      </w:pPr>
-      <w:r>
-        <w:rPr>
-          <w:i/>
-          <w:iCs/>
-          <w:u w:val="single"/>
-        </w:rPr>
-        <w:t>Washout period</w:t>
-      </w:r>
-    </w:p>
-    <w:p>
-      <w:r>
-        <w:t>No washout period is used.</w:t>
+        <w:t xml:space="preserve">The primary contraindication for acetaminophen use is known hypersensitivity or a history of severe liver disease. Caution is required in patients with existing liver impairment, chronic alcohol misuse, or malnutrition, as these conditions increase the risk of hepatotoxicity. A key diagnostic consideration is to ensure that the use of acetaminophen does not mask the symptoms of a serious underlying pathology that requires specific investigation and treatment.</w:t>
       </w:r>
     </w:p>
     <w:sectPr>
@@ -554,6 +209,30 @@
 </w:document>
 </file>
 
+<file path=word/comments.xml><?xml version="1.0" encoding="utf-8"?>
+<w:comments xmlns:wpc="http://schemas.microsoft.com/office/word/2010/wordprocessingCanvas" xmlns:mo="http://schemas.microsoft.com/office/mac/office/2008/main" xmlns:mc="http://schemas.openxmlformats.org/markup-compatibility/2006" xmlns:mv="urn:schemas-microsoft-com:mac:vml" xmlns:o="urn:schemas-microsoft-com:office:office" xmlns:r="http://schemas.openxmlformats.org/officeDocument/2006/relationships" xmlns:m="http://schemas.openxmlformats.org/officeDocument/2006/math" xmlns:v="urn:schemas-microsoft-com:vml" xmlns:wp14="http://schemas.microsoft.com/office/word/2010/wordprocessingDrawing" xmlns:wp="http://schemas.openxmlformats.org/drawingml/2006/wordprocessingDrawing" xmlns:w10="urn:schemas-microsoft-com:office:word" xmlns:w="http://schemas.openxmlformats.org/wordprocessingml/2006/main" xmlns:w14="http://schemas.microsoft.com/office/word/2010/wordml" xmlns:wpg="http://schemas.microsoft.com/office/word/2010/wordprocessingGroup" xmlns:wpi="http://schemas.microsoft.com/office/word/2010/wordprocessingInk" xmlns:wne="http://schemas.microsoft.com/office/word/2006/wordml" xmlns:wps="http://schemas.microsoft.com/office/word/2010/wordprocessingShape" mc:Ignorable="w14 wp14">
+</w:comments>
+</file>
+
+<file path=word/footnotes.xml><?xml version="1.0" encoding="utf-8"?>
+<w:footnotes xmlns:wpc="http://schemas.microsoft.com/office/word/2010/wordprocessingCanvas" xmlns:mo="http://schemas.microsoft.com/office/mac/office/2008/main" xmlns:mc="http://schemas.openxmlformats.org/markup-compatibility/2006" xmlns:mv="urn:schemas-microsoft-com:mac:vml" xmlns:o="urn:schemas-microsoft-com:office:office" xmlns:r="http://schemas.openxmlformats.org/officeDocument/2006/relationships" xmlns:m="http://schemas.openxmlformats.org/officeDocument/2006/math" xmlns:v="urn:schemas-microsoft-com:vml" xmlns:wp14="http://schemas.microsoft.com/office/word/2010/wordprocessingDrawing" xmlns:wp="http://schemas.openxmlformats.org/drawingml/2006/wordprocessingDrawing" xmlns:w10="urn:schemas-microsoft-com:office:word" xmlns:w="http://schemas.openxmlformats.org/wordprocessingml/2006/main" xmlns:w14="http://schemas.microsoft.com/office/word/2010/wordml" xmlns:wpg="http://schemas.microsoft.com/office/word/2010/wordprocessingGroup" xmlns:wpi="http://schemas.microsoft.com/office/word/2010/wordprocessingInk" xmlns:wne="http://schemas.microsoft.com/office/word/2006/wordml" xmlns:wps="http://schemas.microsoft.com/office/word/2010/wordprocessingShape" mc:Ignorable="w14 wp14">
+  <w:footnote w:type="separator" w:id="-1">
+    <w:p>
+      <w:r>
+        <w:separator/>
+      </w:r>
+    </w:p>
+  </w:footnote>
+  <w:footnote w:type="continuationSeparator" w:id="0">
+    <w:p>
+      <w:r>
+        <w:continuationSeparator/>
+      </w:r>
+    </w:p>
+  </w:footnote>
+</w:footnotes>
+</file>
+
 <file path=word/numbering.xml><?xml version="1.0" encoding="utf-8"?>
 <w:numbering xmlns:wpc="http://schemas.microsoft.com/office/word/2010/wordprocessingCanvas" xmlns:cx="http://schemas.microsoft.com/office/drawing/2014/chartex" xmlns:cx1="http://schemas.microsoft.com/office/drawing/2015/9/8/chartex" xmlns:cx2="http://schemas.microsoft.com/office/drawing/2015/10/21/chartex" xmlns:cx3="http://schemas.microsoft.com/office/drawing/2016/5/9/chartex" xmlns:cx4="http://schemas.microsoft.com/office/drawing/2016/5/10/chartex" xmlns:cx5="http://schemas.microsoft.com/office/drawing/2016/5/11/chartex" xmlns:cx6="http://schemas.microsoft.com/office/drawing/2016/5/12/chartex" xmlns:cx7="http://schemas.microsoft.com/office/drawing/2016/5/13/chartex" xmlns:cx8="http://schemas.microsoft.com/office/drawing/2016/5/14/chartex" xmlns:mc="http://schemas.openxmlformats.org/markup-compatibility/2006" xmlns:aink="http://schemas.microsoft.com/office/drawing/2016/ink" xmlns:am3d="http://schemas.microsoft.com/office/drawing/2017/model3d" xmlns:o="urn:schemas-microsoft-com:office:office" xmlns:oel="http://schemas.microsoft.com/office/2019/extlst" xmlns:r="http://schemas.openxmlformats.org/officeDocument/2006/relationships" xmlns:m="http://schemas.openxmlformats.org/officeDocument/2006/math" xmlns:v="urn:schemas-microsoft-com:vml" xmlns:wp14="http://schemas.microsoft.com/office/word/2010/wordprocessingDrawing" xmlns:wp="http://schemas.openxmlformats.org/drawingml/2006/wordprocessingDrawing" xmlns:w10="urn:schemas-microsoft-com:office:word" xmlns:w="http://schemas.openxmlformats.org/wordprocessingml/2006/main" xmlns:w14="http://schemas.microsoft.com/office/word/2010/wordml" xmlns:w15="http://schemas.microsoft.com/office/word/2012/wordml" xmlns:w16cex="http://schemas.microsoft.com/office/word/2018/wordml/cex" xmlns:w16cid="http://schemas.microsoft.com/office/word/2016/wordml/cid" xmlns:w16="http://schemas.microsoft.com/office/word/2018/wordml" xmlns:w16du="http://schemas.microsoft.com/office/word/2023/wordml/word16du" xmlns:w16sdtdh="http://schemas.microsoft.com/office/word/2020/wordml/sdtdatahash" xmlns:w16sdtfl="http://schemas.microsoft.com/office/word/2024/wordml/sdtformatlock" xmlns:w16se="http://schemas.microsoft.com/office/word/2015/wordml/symex" xmlns:wpg="http://schemas.microsoft.com/office/word/2010/wordprocessingGroup" xmlns:wpi="http://schemas.microsoft.com/office/word/2010/wordprocessingInk" xmlns:wne="http://schemas.microsoft.com/office/word/2006/wordml" xmlns:wps="http://schemas.microsoft.com/office/word/2010/wordprocessingShape" mc:Ignorable="w14 w15 w16se w16cid w16 w16cex w16sdtdh w16sdtfl w16du wp14">
   <w:abstractNum w:abstractNumId="0" w15:restartNumberingAfterBreak="0">
@@ -964,267 +643,6 @@
       <w:rPr>
         <w:rFonts w:ascii="Wingdings" w:hAnsi="Wingdings" w:hint="default"/>
         <w:sz w:val="20"/>
-      </w:rPr>
-    </w:lvl>
-  </w:abstractNum>
-  <w:abstractNum w:abstractNumId="3" w15:restartNumberingAfterBreak="0">
-    <w:nsid w:val="59531583"/>
-    <w:multiLevelType w:val="multilevel"/>
-    <w:tmpl w:val="14CE9786"/>
-    <w:lvl w:ilvl="0">
-      <w:start w:val="1"/>
-      <w:numFmt w:val="bullet"/>
-      <w:lvlText w:val=""/>
-      <w:lvlJc w:val="left"/>
-      <w:pPr>
-        <w:tabs>
-          <w:tab w:val="num" w:pos="720"/>
-        </w:tabs>
-        <w:ind w:left="720" w:hanging="360"/>
-      </w:pPr>
-      <w:rPr>
-        <w:rFonts w:ascii="Symbol" w:hAnsi="Symbol" w:hint="default"/>
-        <w:sz w:val="20"/>
-      </w:rPr>
-    </w:lvl>
-    <w:lvl w:ilvl="1" w:tentative="1">
-      <w:start w:val="1"/>
-      <w:numFmt w:val="bullet"/>
-      <w:lvlText w:val="o"/>
-      <w:lvlJc w:val="left"/>
-      <w:pPr>
-        <w:tabs>
-          <w:tab w:val="num" w:pos="1440"/>
-        </w:tabs>
-        <w:ind w:left="1440" w:hanging="360"/>
-      </w:pPr>
-      <w:rPr>
-        <w:rFonts w:ascii="Courier New" w:hAnsi="Courier New" w:hint="default"/>
-        <w:sz w:val="20"/>
-      </w:rPr>
-    </w:lvl>
-    <w:lvl w:ilvl="2" w:tentative="1">
-      <w:start w:val="1"/>
-      <w:numFmt w:val="bullet"/>
-      <w:lvlText w:val=""/>
-      <w:lvlJc w:val="left"/>
-      <w:pPr>
-        <w:tabs>
-          <w:tab w:val="num" w:pos="2160"/>
-        </w:tabs>
-        <w:ind w:left="2160" w:hanging="360"/>
-      </w:pPr>
-      <w:rPr>
-        <w:rFonts w:ascii="Wingdings" w:hAnsi="Wingdings" w:hint="default"/>
-        <w:sz w:val="20"/>
-      </w:rPr>
-    </w:lvl>
-    <w:lvl w:ilvl="3" w:tentative="1">
-      <w:start w:val="1"/>
-      <w:numFmt w:val="bullet"/>
-      <w:lvlText w:val=""/>
-      <w:lvlJc w:val="left"/>
-      <w:pPr>
-        <w:tabs>
-          <w:tab w:val="num" w:pos="2880"/>
-        </w:tabs>
-        <w:ind w:left="2880" w:hanging="360"/>
-      </w:pPr>
-      <w:rPr>
-        <w:rFonts w:ascii="Wingdings" w:hAnsi="Wingdings" w:hint="default"/>
-        <w:sz w:val="20"/>
-      </w:rPr>
-    </w:lvl>
-    <w:lvl w:ilvl="4" w:tentative="1">
-      <w:start w:val="1"/>
-      <w:numFmt w:val="bullet"/>
-      <w:lvlText w:val=""/>
-      <w:lvlJc w:val="left"/>
-      <w:pPr>
-        <w:tabs>
-          <w:tab w:val="num" w:pos="3600"/>
-        </w:tabs>
-        <w:ind w:left="3600" w:hanging="360"/>
-      </w:pPr>
-      <w:rPr>
-        <w:rFonts w:ascii="Wingdings" w:hAnsi="Wingdings" w:hint="default"/>
-        <w:sz w:val="20"/>
-      </w:rPr>
-    </w:lvl>
-    <w:lvl w:ilvl="5" w:tentative="1">
-      <w:start w:val="1"/>
-      <w:numFmt w:val="bullet"/>
-      <w:lvlText w:val=""/>
-      <w:lvlJc w:val="left"/>
-      <w:pPr>
-        <w:tabs>
-          <w:tab w:val="num" w:pos="4320"/>
-        </w:tabs>
-        <w:ind w:left="4320" w:hanging="360"/>
-      </w:pPr>
-      <w:rPr>
-        <w:rFonts w:ascii="Wingdings" w:hAnsi="Wingdings" w:hint="default"/>
-        <w:sz w:val="20"/>
-      </w:rPr>
-    </w:lvl>
-    <w:lvl w:ilvl="6" w:tentative="1">
-      <w:start w:val="1"/>
-      <w:numFmt w:val="bullet"/>
-      <w:lvlText w:val=""/>
-      <w:lvlJc w:val="left"/>
-      <w:pPr>
-        <w:tabs>
-          <w:tab w:val="num" w:pos="5040"/>
-        </w:tabs>
-        <w:ind w:left="5040" w:hanging="360"/>
-      </w:pPr>
-      <w:rPr>
-        <w:rFonts w:ascii="Wingdings" w:hAnsi="Wingdings" w:hint="default"/>
-        <w:sz w:val="20"/>
-      </w:rPr>
-    </w:lvl>
-    <w:lvl w:ilvl="7" w:tentative="1">
-      <w:start w:val="1"/>
-      <w:numFmt w:val="bullet"/>
-      <w:lvlText w:val=""/>
-      <w:lvlJc w:val="left"/>
-      <w:pPr>
-        <w:tabs>
-          <w:tab w:val="num" w:pos="5760"/>
-        </w:tabs>
-        <w:ind w:left="5760" w:hanging="360"/>
-      </w:pPr>
-      <w:rPr>
-        <w:rFonts w:ascii="Wingdings" w:hAnsi="Wingdings" w:hint="default"/>
-        <w:sz w:val="20"/>
-      </w:rPr>
-    </w:lvl>
-    <w:lvl w:ilvl="8" w:tentative="1">
-      <w:start w:val="1"/>
-      <w:numFmt w:val="bullet"/>
-      <w:lvlText w:val=""/>
-      <w:lvlJc w:val="left"/>
-      <w:pPr>
-        <w:tabs>
-          <w:tab w:val="num" w:pos="6480"/>
-        </w:tabs>
-        <w:ind w:left="6480" w:hanging="360"/>
-      </w:pPr>
-      <w:rPr>
-        <w:rFonts w:ascii="Wingdings" w:hAnsi="Wingdings" w:hint="default"/>
-        <w:sz w:val="20"/>
-      </w:rPr>
-    </w:lvl>
-  </w:abstractNum>
-  <w:abstractNum w:abstractNumId="4" w15:restartNumberingAfterBreak="0">
-    <w:nsid w:val="74484334"/>
-    <w:multiLevelType w:val="hybridMultilevel"/>
-    <w:tmpl w:val="5C104DB6"/>
-    <w:lvl w:ilvl="0" w:tplc="C3ECD0DE">
-      <w:numFmt w:val="bullet"/>
-      <w:lvlText w:val="-"/>
-      <w:lvlJc w:val="left"/>
-      <w:pPr>
-        <w:ind w:left="720" w:hanging="360"/>
-      </w:pPr>
-      <w:rPr>
-        <w:rFonts w:ascii="Calibri" w:eastAsiaTheme="minorHAnsi" w:hAnsi="Calibri" w:cs="Calibri" w:hint="default"/>
-      </w:rPr>
-    </w:lvl>
-    <w:lvl w:ilvl="1" w:tplc="08090003" w:tentative="1">
-      <w:start w:val="1"/>
-      <w:numFmt w:val="bullet"/>
-      <w:lvlText w:val="o"/>
-      <w:lvlJc w:val="left"/>
-      <w:pPr>
-        <w:ind w:left="1440" w:hanging="360"/>
-      </w:pPr>
-      <w:rPr>
-        <w:rFonts w:ascii="Courier New" w:hAnsi="Courier New" w:cs="Courier New" w:hint="default"/>
-      </w:rPr>
-    </w:lvl>
-    <w:lvl w:ilvl="2" w:tplc="08090005" w:tentative="1">
-      <w:start w:val="1"/>
-      <w:numFmt w:val="bullet"/>
-      <w:lvlText w:val=""/>
-      <w:lvlJc w:val="left"/>
-      <w:pPr>
-        <w:ind w:left="2160" w:hanging="360"/>
-      </w:pPr>
-      <w:rPr>
-        <w:rFonts w:ascii="Wingdings" w:hAnsi="Wingdings" w:hint="default"/>
-      </w:rPr>
-    </w:lvl>
-    <w:lvl w:ilvl="3" w:tplc="08090001" w:tentative="1">
-      <w:start w:val="1"/>
-      <w:numFmt w:val="bullet"/>
-      <w:lvlText w:val=""/>
-      <w:lvlJc w:val="left"/>
-      <w:pPr>
-        <w:ind w:left="2880" w:hanging="360"/>
-      </w:pPr>
-      <w:rPr>
-        <w:rFonts w:ascii="Symbol" w:hAnsi="Symbol" w:hint="default"/>
-      </w:rPr>
-    </w:lvl>
-    <w:lvl w:ilvl="4" w:tplc="08090003" w:tentative="1">
-      <w:start w:val="1"/>
-      <w:numFmt w:val="bullet"/>
-      <w:lvlText w:val="o"/>
-      <w:lvlJc w:val="left"/>
-      <w:pPr>
-        <w:ind w:left="3600" w:hanging="360"/>
-      </w:pPr>
-      <w:rPr>
-        <w:rFonts w:ascii="Courier New" w:hAnsi="Courier New" w:cs="Courier New" w:hint="default"/>
-      </w:rPr>
-    </w:lvl>
-    <w:lvl w:ilvl="5" w:tplc="08090005" w:tentative="1">
-      <w:start w:val="1"/>
-      <w:numFmt w:val="bullet"/>
-      <w:lvlText w:val=""/>
-      <w:lvlJc w:val="left"/>
-      <w:pPr>
-        <w:ind w:left="4320" w:hanging="360"/>
-      </w:pPr>
-      <w:rPr>
-        <w:rFonts w:ascii="Wingdings" w:hAnsi="Wingdings" w:hint="default"/>
-      </w:rPr>
-    </w:lvl>
-    <w:lvl w:ilvl="6" w:tplc="08090001" w:tentative="1">
-      <w:start w:val="1"/>
-      <w:numFmt w:val="bullet"/>
-      <w:lvlText w:val=""/>
-      <w:lvlJc w:val="left"/>
-      <w:pPr>
-        <w:ind w:left="5040" w:hanging="360"/>
-      </w:pPr>
-      <w:rPr>
-        <w:rFonts w:ascii="Symbol" w:hAnsi="Symbol" w:hint="default"/>
-      </w:rPr>
-    </w:lvl>
-    <w:lvl w:ilvl="7" w:tplc="08090003" w:tentative="1">
-      <w:start w:val="1"/>
-      <w:numFmt w:val="bullet"/>
-      <w:lvlText w:val="o"/>
-      <w:lvlJc w:val="left"/>
-      <w:pPr>
-        <w:ind w:left="5760" w:hanging="360"/>
-      </w:pPr>
-      <w:rPr>
-        <w:rFonts w:ascii="Courier New" w:hAnsi="Courier New" w:cs="Courier New" w:hint="default"/>
-      </w:rPr>
-    </w:lvl>
-    <w:lvl w:ilvl="8" w:tplc="08090005" w:tentative="1">
-      <w:start w:val="1"/>
-      <w:numFmt w:val="bullet"/>
-      <w:lvlText w:val=""/>
-      <w:lvlJc w:val="left"/>
-      <w:pPr>
-        <w:ind w:left="6480" w:hanging="360"/>
-      </w:pPr>
-      <w:rPr>
-        <w:rFonts w:ascii="Wingdings" w:hAnsi="Wingdings" w:hint="default"/>
       </w:rPr>
     </w:lvl>
   </w:abstractNum>
@@ -1236,12 +654,6 @@
   </w:num>
   <w:num w:numId="3" w16cid:durableId="894926017">
     <w:abstractNumId w:val="0"/>
-  </w:num>
-  <w:num w:numId="4" w16cid:durableId="976296152">
-    <w:abstractNumId w:val="3"/>
-  </w:num>
-  <w:num w:numId="5" w16cid:durableId="2134402200">
-    <w:abstractNumId w:val="4"/>
   </w:num>
 </w:numbering>
 </file>
@@ -1644,68 +1056,51 @@
   <w:style w:type="paragraph" w:default="1" w:styleId="Normal">
     <w:name w:val="Normal"/>
     <w:qFormat/>
-    <w:rsid w:val="000576A4"/>
   </w:style>
   <w:style w:type="paragraph" w:styleId="Heading1">
     <w:name w:val="heading 1"/>
     <w:basedOn w:val="Normal"/>
     <w:next w:val="Normal"/>
     <w:link w:val="Heading1Char"/>
+    <w:autoRedefine/>
     <w:uiPriority w:val="9"/>
     <w:qFormat/>
-    <w:rsid w:val="00B421F3"/>
+    <w:rsid w:val="005F3752"/>
     <w:pPr>
-      <w:keepNext/>
-      <w:keepLines/>
-      <w:spacing w:before="240" w:after="0"/>
       <w:outlineLvl w:val="0"/>
     </w:pPr>
     <w:rPr>
-      <w:rFonts w:asciiTheme="majorHAnsi" w:eastAsiaTheme="majorEastAsia" w:hAnsiTheme="majorHAnsi" w:cstheme="majorBidi"/>
-      <w:color w:val="2F5496" w:themeColor="accent1" w:themeShade="BF"/>
-      <w:sz w:val="32"/>
-      <w:szCs w:val="32"/>
+      <w:b/>
+      <w:sz w:val="24"/>
+      <w:u w:val="single"/>
     </w:rPr>
   </w:style>
   <w:style w:type="paragraph" w:styleId="Heading2">
     <w:name w:val="heading 2"/>
-    <w:basedOn w:val="Normal"/>
+    <w:basedOn w:val="Title"/>
     <w:link w:val="Heading2Char"/>
     <w:uiPriority w:val="9"/>
     <w:qFormat/>
-    <w:rsid w:val="007E1F2D"/>
+    <w:rsid w:val="004C3936"/>
     <w:pPr>
-      <w:spacing w:before="100" w:beforeAutospacing="1" w:after="100" w:afterAutospacing="1" w:line="240" w:lineRule="auto"/>
+      <w:jc w:val="left"/>
       <w:outlineLvl w:val="1"/>
     </w:pPr>
     <w:rPr>
-      <w:rFonts w:ascii="Times New Roman" w:eastAsia="Times New Roman" w:hAnsi="Times New Roman" w:cs="Times New Roman"/>
-      <w:b/>
-      <w:bCs/>
-      <w:sz w:val="36"/>
-      <w:szCs w:val="36"/>
-      <w:lang w:eastAsia="en-GB"/>
+      <w:sz w:val="22"/>
+      <w:u w:val="none"/>
     </w:rPr>
   </w:style>
   <w:style w:type="paragraph" w:styleId="Heading3">
     <w:name w:val="heading 3"/>
-    <w:basedOn w:val="Normal"/>
+    <w:basedOn w:val="Heading2"/>
     <w:link w:val="Heading3Char"/>
     <w:uiPriority w:val="9"/>
     <w:qFormat/>
-    <w:rsid w:val="007E1F2D"/>
+    <w:rsid w:val="005D487C"/>
     <w:pPr>
-      <w:spacing w:before="100" w:beforeAutospacing="1" w:after="100" w:afterAutospacing="1" w:line="240" w:lineRule="auto"/>
       <w:outlineLvl w:val="2"/>
     </w:pPr>
-    <w:rPr>
-      <w:rFonts w:ascii="Times New Roman" w:eastAsia="Times New Roman" w:hAnsi="Times New Roman" w:cs="Times New Roman"/>
-      <w:b/>
-      <w:bCs/>
-      <w:sz w:val="27"/>
-      <w:szCs w:val="27"/>
-      <w:lang w:eastAsia="en-GB"/>
-    </w:rPr>
   </w:style>
   <w:style w:type="character" w:default="1" w:styleId="DefaultParagraphFont">
     <w:name w:val="Default Paragraph Font"/>
@@ -1739,14 +1134,9 @@
     <w:basedOn w:val="DefaultParagraphFont"/>
     <w:link w:val="Heading2"/>
     <w:uiPriority w:val="9"/>
-    <w:rsid w:val="007E1F2D"/>
+    <w:rsid w:val="004C3936"/>
     <w:rPr>
-      <w:rFonts w:ascii="Times New Roman" w:eastAsia="Times New Roman" w:hAnsi="Times New Roman" w:cs="Times New Roman"/>
       <w:b/>
-      <w:bCs/>
-      <w:sz w:val="36"/>
-      <w:szCs w:val="36"/>
-      <w:lang w:eastAsia="en-GB"/>
     </w:rPr>
   </w:style>
   <w:style w:type="character" w:customStyle="1" w:styleId="Heading3Char">
@@ -1754,15 +1144,7 @@
     <w:basedOn w:val="DefaultParagraphFont"/>
     <w:link w:val="Heading3"/>
     <w:uiPriority w:val="9"/>
-    <w:rsid w:val="007E1F2D"/>
-    <w:rPr>
-      <w:rFonts w:ascii="Times New Roman" w:eastAsia="Times New Roman" w:hAnsi="Times New Roman" w:cs="Times New Roman"/>
-      <w:b/>
-      <w:bCs/>
-      <w:sz w:val="27"/>
-      <w:szCs w:val="27"/>
-      <w:lang w:eastAsia="en-GB"/>
-    </w:rPr>
+    <w:rsid w:val="005D487C"/>
   </w:style>
   <w:style w:type="paragraph" w:styleId="NormalWeb">
     <w:name w:val="Normal (Web)"/>
@@ -1833,12 +1215,11 @@
     <w:basedOn w:val="DefaultParagraphFont"/>
     <w:link w:val="Heading1"/>
     <w:uiPriority w:val="9"/>
-    <w:rsid w:val="00B421F3"/>
+    <w:rsid w:val="005F3752"/>
     <w:rPr>
-      <w:rFonts w:asciiTheme="majorHAnsi" w:eastAsiaTheme="majorEastAsia" w:hAnsiTheme="majorHAnsi" w:cstheme="majorBidi"/>
-      <w:color w:val="2F5496" w:themeColor="accent1" w:themeShade="BF"/>
-      <w:sz w:val="32"/>
-      <w:szCs w:val="32"/>
+      <w:b/>
+      <w:sz w:val="24"/>
+      <w:u w:val="single"/>
     </w:rPr>
   </w:style>
   <w:style w:type="paragraph" w:styleId="Revision">
@@ -1872,6 +1253,35 @@
     <w:rPr>
       <w:color w:val="605E5C"/>
       <w:shd w:val="clear" w:color="auto" w:fill="E1DFDD"/>
+    </w:rPr>
+  </w:style>
+  <w:style w:type="paragraph" w:styleId="Title">
+    <w:name w:val="Title"/>
+    <w:basedOn w:val="Heading1"/>
+    <w:next w:val="Normal"/>
+    <w:link w:val="TitleChar"/>
+    <w:autoRedefine/>
+    <w:uiPriority w:val="10"/>
+    <w:qFormat/>
+    <w:rsid w:val="004C3936"/>
+    <w:pPr>
+      <w:spacing w:line="360" w:lineRule="auto"/>
+      <w:jc w:val="center"/>
+    </w:pPr>
+    <w:rPr>
+      <w:sz w:val="28"/>
+    </w:rPr>
+  </w:style>
+  <w:style w:type="character" w:customStyle="1" w:styleId="TitleChar">
+    <w:name w:val="Title Char"/>
+    <w:basedOn w:val="DefaultParagraphFont"/>
+    <w:link w:val="Title"/>
+    <w:uiPriority w:val="10"/>
+    <w:rsid w:val="004C3936"/>
+    <w:rPr>
+      <w:b/>
+      <w:sz w:val="28"/>
+      <w:u w:val="single"/>
     </w:rPr>
   </w:style>
 </w:styles>
@@ -2173,6 +1583,81 @@
 </file>
 
 <file path=customXml/item1.xml><?xml version="1.0" encoding="utf-8"?>
+<?mso-contentType ?>
+<FormTemplates xmlns="http://schemas.microsoft.com/sharepoint/v3/contenttype/forms">
+  <Display>DocumentLibraryForm</Display>
+  <Edit>DocumentLibraryForm</Edit>
+  <New>DocumentLibraryForm</New>
+</FormTemplates>
+</file>
+
+<file path=customXml/item2.xml><?xml version="1.0" encoding="utf-8"?>
+<b:Sources xmlns:b="http://schemas.openxmlformats.org/officeDocument/2006/bibliography" xmlns="http://schemas.openxmlformats.org/officeDocument/2006/bibliography" SelectedStyle="/APASixthEditionOfficeOnline.xsl" StyleName="APA" Version="6"/>
+</file>
+
+<file path=customXml/item3.xml><?xml version="1.0" encoding="utf-8"?>
+<p:properties xmlns:p="http://schemas.microsoft.com/office/2006/metadata/properties" xmlns:xsi="http://www.w3.org/2001/XMLSchema-instance" xmlns:pc="http://schemas.microsoft.com/office/infopath/2007/PartnerControls">
+  <documentManagement>
+    <Math_Settings xmlns="3aedf1c0-925e-4524-a733-b26409c497aa" xsi:nil="true"/>
+    <Members xmlns="3aedf1c0-925e-4524-a733-b26409c497aa">
+      <UserInfo>
+        <DisplayName/>
+        <AccountId xsi:nil="true"/>
+        <AccountType/>
+      </UserInfo>
+    </Members>
+    <Self_Registration_Enabled xmlns="3aedf1c0-925e-4524-a733-b26409c497aa" xsi:nil="true"/>
+    <LMS_Mappings xmlns="3aedf1c0-925e-4524-a733-b26409c497aa" xsi:nil="true"/>
+    <TaxCatchAll xmlns="b3804bb9-11fa-4e2e-86f5-8d7bf731dfbd" xsi:nil="true"/>
+    <FolderType xmlns="3aedf1c0-925e-4524-a733-b26409c497aa" xsi:nil="true"/>
+    <AppVersion xmlns="3aedf1c0-925e-4524-a733-b26409c497aa" xsi:nil="true"/>
+    <IsNotebookLocked xmlns="3aedf1c0-925e-4524-a733-b26409c497aa" xsi:nil="true"/>
+    <DefaultSectionNames xmlns="3aedf1c0-925e-4524-a733-b26409c497aa" xsi:nil="true"/>
+    <Templates xmlns="3aedf1c0-925e-4524-a733-b26409c497aa" xsi:nil="true"/>
+    <Has_Leaders_Only_SectionGroup xmlns="3aedf1c0-925e-4524-a733-b26409c497aa" xsi:nil="true"/>
+    <NotebookType xmlns="3aedf1c0-925e-4524-a733-b26409c497aa" xsi:nil="true"/>
+    <lcf76f155ced4ddcb4097134ff3c332f xmlns="3aedf1c0-925e-4524-a733-b26409c497aa">
+      <Terms xmlns="http://schemas.microsoft.com/office/infopath/2007/PartnerControls"/>
+    </lcf76f155ced4ddcb4097134ff3c332f>
+    <Is_Collaboration_Space_Locked xmlns="3aedf1c0-925e-4524-a733-b26409c497aa" xsi:nil="true"/>
+    <Member_Groups xmlns="3aedf1c0-925e-4524-a733-b26409c497aa">
+      <UserInfo>
+        <DisplayName/>
+        <AccountId xsi:nil="true"/>
+        <AccountType/>
+      </UserInfo>
+    </Member_Groups>
+    <Owner xmlns="3aedf1c0-925e-4524-a733-b26409c497aa">
+      <UserInfo>
+        <DisplayName/>
+        <AccountId xsi:nil="true"/>
+        <AccountType/>
+      </UserInfo>
+    </Owner>
+    <Distribution_Groups xmlns="3aedf1c0-925e-4524-a733-b26409c497aa" xsi:nil="true"/>
+    <PersontoInquire xmlns="3aedf1c0-925e-4524-a733-b26409c497aa">
+      <UserInfo>
+        <DisplayName/>
+        <AccountId xsi:nil="true"/>
+        <AccountType/>
+      </UserInfo>
+    </PersontoInquire>
+    <CultureName xmlns="3aedf1c0-925e-4524-a733-b26409c497aa" xsi:nil="true"/>
+    <Leaders xmlns="3aedf1c0-925e-4524-a733-b26409c497aa">
+      <UserInfo>
+        <DisplayName/>
+        <AccountId xsi:nil="true"/>
+        <AccountType/>
+      </UserInfo>
+    </Leaders>
+    <TeamsChannelId xmlns="3aedf1c0-925e-4524-a733-b26409c497aa" xsi:nil="true"/>
+    <Invited_Leaders xmlns="3aedf1c0-925e-4524-a733-b26409c497aa" xsi:nil="true"/>
+    <Invited_Members xmlns="3aedf1c0-925e-4524-a733-b26409c497aa" xsi:nil="true"/>
+  </documentManagement>
+</p:properties>
+</file>
+
+<file path=customXml/item4.xml><?xml version="1.0" encoding="utf-8"?>
 <ct:contentTypeSchema xmlns:ct="http://schemas.microsoft.com/office/2006/metadata/contentType" xmlns:ma="http://schemas.microsoft.com/office/2006/metadata/properties/metaAttributes" ct:_="" ma:_="" ma:contentTypeName="Document" ma:contentTypeID="0x010100E53B207407E20E42891CE4C8204B656A" ma:contentTypeVersion="40" ma:contentTypeDescription="Create a new document." ma:contentTypeScope="" ma:versionID="abb8471426c16e47caf96aed0162e2fc">
   <xsd:schema xmlns:xsd="http://www.w3.org/2001/XMLSchema" xmlns:xs="http://www.w3.org/2001/XMLSchema" xmlns:p="http://schemas.microsoft.com/office/2006/metadata/properties" xmlns:ns2="3aedf1c0-925e-4524-a733-b26409c497aa" xmlns:ns3="b3804bb9-11fa-4e2e-86f5-8d7bf731dfbd" targetNamespace="http://schemas.microsoft.com/office/2006/metadata/properties" ma:root="true" ma:fieldsID="39a5074b0b31b2ea1bf0f46b12f892f8" ns2:_="" ns3:_="">
     <xsd:import namespace="3aedf1c0-925e-4524-a733-b26409c497aa"/>
@@ -2641,78 +2126,34 @@
 </ct:contentTypeSchema>
 </file>
 
-<file path=customXml/item2.xml><?xml version="1.0" encoding="utf-8"?>
-<?mso-contentType ?>
-<FormTemplates xmlns="http://schemas.microsoft.com/sharepoint/v3/contenttype/forms">
-  <Display>DocumentLibraryForm</Display>
-  <Edit>DocumentLibraryForm</Edit>
-  <New>DocumentLibraryForm</New>
-</FormTemplates>
+<file path=customXml/itemProps1.xml><?xml version="1.0" encoding="utf-8"?>
+<ds:datastoreItem xmlns:ds="http://schemas.openxmlformats.org/officeDocument/2006/customXml" ds:itemID="{DC1F5E1F-0057-452C-83F1-21734FEE5FC3}">
+  <ds:schemaRefs>
+    <ds:schemaRef ds:uri="http://schemas.microsoft.com/sharepoint/v3/contenttype/forms"/>
+  </ds:schemaRefs>
+</ds:datastoreItem>
 </file>
 
-<file path=customXml/item3.xml><?xml version="1.0" encoding="utf-8"?>
-<p:properties xmlns:p="http://schemas.microsoft.com/office/2006/metadata/properties" xmlns:xsi="http://www.w3.org/2001/XMLSchema-instance" xmlns:pc="http://schemas.microsoft.com/office/infopath/2007/PartnerControls">
-  <documentManagement>
-    <Math_Settings xmlns="3aedf1c0-925e-4524-a733-b26409c497aa" xsi:nil="true"/>
-    <Members xmlns="3aedf1c0-925e-4524-a733-b26409c497aa">
-      <UserInfo>
-        <DisplayName/>
-        <AccountId xsi:nil="true"/>
-        <AccountType/>
-      </UserInfo>
-    </Members>
-    <Self_Registration_Enabled xmlns="3aedf1c0-925e-4524-a733-b26409c497aa" xsi:nil="true"/>
-    <LMS_Mappings xmlns="3aedf1c0-925e-4524-a733-b26409c497aa" xsi:nil="true"/>
-    <TaxCatchAll xmlns="b3804bb9-11fa-4e2e-86f5-8d7bf731dfbd" xsi:nil="true"/>
-    <FolderType xmlns="3aedf1c0-925e-4524-a733-b26409c497aa" xsi:nil="true"/>
-    <AppVersion xmlns="3aedf1c0-925e-4524-a733-b26409c497aa" xsi:nil="true"/>
-    <IsNotebookLocked xmlns="3aedf1c0-925e-4524-a733-b26409c497aa" xsi:nil="true"/>
-    <DefaultSectionNames xmlns="3aedf1c0-925e-4524-a733-b26409c497aa" xsi:nil="true"/>
-    <Templates xmlns="3aedf1c0-925e-4524-a733-b26409c497aa" xsi:nil="true"/>
-    <Has_Leaders_Only_SectionGroup xmlns="3aedf1c0-925e-4524-a733-b26409c497aa" xsi:nil="true"/>
-    <NotebookType xmlns="3aedf1c0-925e-4524-a733-b26409c497aa" xsi:nil="true"/>
-    <lcf76f155ced4ddcb4097134ff3c332f xmlns="3aedf1c0-925e-4524-a733-b26409c497aa">
-      <Terms xmlns="http://schemas.microsoft.com/office/infopath/2007/PartnerControls"/>
-    </lcf76f155ced4ddcb4097134ff3c332f>
-    <Is_Collaboration_Space_Locked xmlns="3aedf1c0-925e-4524-a733-b26409c497aa" xsi:nil="true"/>
-    <Member_Groups xmlns="3aedf1c0-925e-4524-a733-b26409c497aa">
-      <UserInfo>
-        <DisplayName/>
-        <AccountId xsi:nil="true"/>
-        <AccountType/>
-      </UserInfo>
-    </Member_Groups>
-    <Owner xmlns="3aedf1c0-925e-4524-a733-b26409c497aa">
-      <UserInfo>
-        <DisplayName/>
-        <AccountId xsi:nil="true"/>
-        <AccountType/>
-      </UserInfo>
-    </Owner>
-    <Distribution_Groups xmlns="3aedf1c0-925e-4524-a733-b26409c497aa" xsi:nil="true"/>
-    <PersontoInquire xmlns="3aedf1c0-925e-4524-a733-b26409c497aa">
-      <UserInfo>
-        <DisplayName/>
-        <AccountId xsi:nil="true"/>
-        <AccountType/>
-      </UserInfo>
-    </PersontoInquire>
-    <CultureName xmlns="3aedf1c0-925e-4524-a733-b26409c497aa" xsi:nil="true"/>
-    <Leaders xmlns="3aedf1c0-925e-4524-a733-b26409c497aa">
-      <UserInfo>
-        <DisplayName/>
-        <AccountId xsi:nil="true"/>
-        <AccountType/>
-      </UserInfo>
-    </Leaders>
-    <TeamsChannelId xmlns="3aedf1c0-925e-4524-a733-b26409c497aa" xsi:nil="true"/>
-    <Invited_Leaders xmlns="3aedf1c0-925e-4524-a733-b26409c497aa" xsi:nil="true"/>
-    <Invited_Members xmlns="3aedf1c0-925e-4524-a733-b26409c497aa" xsi:nil="true"/>
-  </documentManagement>
-</p:properties>
+<file path=customXml/itemProps2.xml><?xml version="1.0" encoding="utf-8"?>
+<ds:datastoreItem xmlns:ds="http://schemas.openxmlformats.org/officeDocument/2006/customXml" ds:itemID="{076EC2B4-D46E-8942-BB71-AFDD516E1773}">
+  <ds:schemaRefs>
+    <ds:schemaRef ds:uri="http://schemas.openxmlformats.org/officeDocument/2006/bibliography"/>
+  </ds:schemaRefs>
+</ds:datastoreItem>
 </file>
 
-<file path=customXml/itemProps1.xml><?xml version="1.0" encoding="utf-8"?>
+<file path=customXml/itemProps3.xml><?xml version="1.0" encoding="utf-8"?>
+<ds:datastoreItem xmlns:ds="http://schemas.openxmlformats.org/officeDocument/2006/customXml" ds:itemID="{2750510D-F6E9-4EC4-9055-2016929B5183}">
+  <ds:schemaRefs>
+    <ds:schemaRef ds:uri="http://schemas.microsoft.com/office/2006/metadata/properties"/>
+    <ds:schemaRef ds:uri="http://schemas.microsoft.com/office/infopath/2007/PartnerControls"/>
+    <ds:schemaRef ds:uri="3aedf1c0-925e-4524-a733-b26409c497aa"/>
+    <ds:schemaRef ds:uri="b3804bb9-11fa-4e2e-86f5-8d7bf731dfbd"/>
+  </ds:schemaRefs>
+</ds:datastoreItem>
+</file>
+
+<file path=customXml/itemProps4.xml><?xml version="1.0" encoding="utf-8"?>
 <ds:datastoreItem xmlns:ds="http://schemas.openxmlformats.org/officeDocument/2006/customXml" ds:itemID="{79417CDB-B2D2-4FF3-A560-28E63ED229AA}">
   <ds:schemaRefs>
     <ds:schemaRef ds:uri="http://schemas.microsoft.com/office/2006/metadata/contentType"/>
@@ -2729,23 +2170,4 @@
     <ds:schemaRef ds:uri="http://schemas.microsoft.com/internal/obd"/>
   </ds:schemaRefs>
 </ds:datastoreItem>
-</file>
-
-<file path=customXml/itemProps2.xml><?xml version="1.0" encoding="utf-8"?>
-<ds:datastoreItem xmlns:ds="http://schemas.openxmlformats.org/officeDocument/2006/customXml" ds:itemID="{DC1F5E1F-0057-452C-83F1-21734FEE5FC3}">
-  <ds:schemaRefs>
-    <ds:schemaRef ds:uri="http://schemas.microsoft.com/sharepoint/v3/contenttype/forms"/>
-  </ds:schemaRefs>
-</ds:datastoreItem>
-</file>
-
-<file path=customXml/itemProps3.xml><?xml version="1.0" encoding="utf-8"?>
-<ds:datastoreItem xmlns:ds="http://schemas.openxmlformats.org/officeDocument/2006/customXml" ds:itemID="{2750510D-F6E9-4EC4-9055-2016929B5183}">
-  <ds:schemaRefs>
-    <ds:schemaRef ds:uri="http://schemas.microsoft.com/office/2006/metadata/properties"/>
-    <ds:schemaRef ds:uri="http://schemas.microsoft.com/office/infopath/2007/PartnerControls"/>
-    <ds:schemaRef ds:uri="3aedf1c0-925e-4524-a733-b26409c497aa"/>
-    <ds:schemaRef ds:uri="b3804bb9-11fa-4e2e-86f5-8d7bf731dfbd"/>
-  </ds:schemaRefs>
-</ds:datastoreItem>
 </file>